--- a/process-library/04-procurement/Purchasing_Process_Procedures_Rev_2-2022.docx
+++ b/process-library/04-procurement/Purchasing_Process_Procedures_Rev_2-2022.docx
@@ -2941,7 +2941,7 @@
     <w:r>
       <w:drawing>
         <wp:inline>
-          <wp:extent cx="6126480" cy="1005910"/>
+          <wp:extent cx="4572000" cy="750679"/>
           <wp:docPr id="1" name="Picture 1"/>
           <wp:cNvGraphicFramePr>
             <a:graphicFrameLocks noChangeAspect="1"/>
@@ -2962,7 +2962,7 @@
                 <pic:spPr>
                   <a:xfrm>
                     <a:off x="0" y="0"/>
-                    <a:ext cx="6126480" cy="1005910"/>
+                    <a:ext cx="4572000" cy="750679"/>
                   </a:xfrm>
                   <a:prstGeom prst="rect"/>
                 </pic:spPr>
@@ -2986,7 +2986,7 @@
     <w:r>
       <w:drawing>
         <wp:inline xmlns:a="http://schemas.openxmlformats.org/drawingml/2006/main" xmlns:pic="http://schemas.openxmlformats.org/drawingml/2006/picture">
-          <wp:extent cx="6126480" cy="1005910"/>
+          <wp:extent cx="4572000" cy="750679"/>
           <wp:docPr id="1" name="Picture 1"/>
           <wp:cNvGraphicFramePr>
             <a:graphicFrameLocks noChangeAspect="1"/>
@@ -3007,7 +3007,7 @@
                 <pic:spPr>
                   <a:xfrm>
                     <a:off x="0" y="0"/>
-                    <a:ext cx="6126480" cy="1005910"/>
+                    <a:ext cx="4572000" cy="750679"/>
                   </a:xfrm>
                   <a:prstGeom prst="rect"/>
                 </pic:spPr>
@@ -3031,7 +3031,7 @@
     <w:r>
       <w:drawing>
         <wp:inline xmlns:a="http://schemas.openxmlformats.org/drawingml/2006/main" xmlns:pic="http://schemas.openxmlformats.org/drawingml/2006/picture">
-          <wp:extent cx="6126480" cy="1264972"/>
+          <wp:extent cx="4572000" cy="944009"/>
           <wp:docPr id="1" name="Picture 1"/>
           <wp:cNvGraphicFramePr>
             <a:graphicFrameLocks noChangeAspect="1"/>
@@ -3052,7 +3052,7 @@
                 <pic:spPr>
                   <a:xfrm>
                     <a:off x="0" y="0"/>
-                    <a:ext cx="6126480" cy="1264972"/>
+                    <a:ext cx="4572000" cy="944009"/>
                   </a:xfrm>
                   <a:prstGeom prst="rect"/>
                 </pic:spPr>
@@ -3076,7 +3076,7 @@
     <w:r>
       <w:drawing>
         <wp:inline xmlns:a="http://schemas.openxmlformats.org/drawingml/2006/main" xmlns:pic="http://schemas.openxmlformats.org/drawingml/2006/picture">
-          <wp:extent cx="6126480" cy="1264972"/>
+          <wp:extent cx="4572000" cy="944009"/>
           <wp:docPr id="1" name="Picture 1"/>
           <wp:cNvGraphicFramePr>
             <a:graphicFrameLocks noChangeAspect="1"/>
@@ -3097,7 +3097,7 @@
                 <pic:spPr>
                   <a:xfrm>
                     <a:off x="0" y="0"/>
-                    <a:ext cx="6126480" cy="1264972"/>
+                    <a:ext cx="4572000" cy="944009"/>
                   </a:xfrm>
                   <a:prstGeom prst="rect"/>
                 </pic:spPr>

--- a/process-library/04-procurement/Purchasing_Process_Procedures_Rev_2-2022.docx
+++ b/process-library/04-procurement/Purchasing_Process_Procedures_Rev_2-2022.docx
@@ -2,6 +2,46 @@
 <file path=word/document.xml><?xml version="1.0" encoding="utf-8"?>
 <w:document xmlns:mc="http://schemas.openxmlformats.org/markup-compatibility/2006" xmlns:o="urn:schemas-microsoft-com:office:office" xmlns:r="http://schemas.openxmlformats.org/officeDocument/2006/relationships" xmlns:m="http://schemas.openxmlformats.org/officeDocument/2006/math" xmlns:v="urn:schemas-microsoft-com:vml" xmlns:wp="http://schemas.openxmlformats.org/drawingml/2006/wordprocessingDrawing" xmlns:w10="urn:schemas-microsoft-com:office:word" xmlns:w="http://schemas.openxmlformats.org/wordprocessingml/2006/main" xmlns:wne="http://schemas.microsoft.com/office/word/2006/wordml" xmlns:sl="http://schemas.openxmlformats.org/schemaLibrary/2006/main" xmlns:a="http://schemas.openxmlformats.org/drawingml/2006/main" xmlns:pic="http://schemas.openxmlformats.org/drawingml/2006/picture" xmlns:c="http://schemas.openxmlformats.org/drawingml/2006/chart" xmlns:lc="http://schemas.openxmlformats.org/drawingml/2006/lockedCanvas" xmlns:dgm="http://schemas.openxmlformats.org/drawingml/2006/diagram" xmlns:wps="http://schemas.microsoft.com/office/word/2010/wordprocessingShape" xmlns:wpg="http://schemas.microsoft.com/office/word/2010/wordprocessingGroup" xmlns:w14="http://schemas.microsoft.com/office/word/2010/wordml" xmlns:w15="http://schemas.microsoft.com/office/word/2012/wordml" xmlns:w16="http://schemas.microsoft.com/office/word/2018/wordml" xmlns:w16cex="http://schemas.microsoft.com/office/word/2018/wordml/cex" xmlns:w16cid="http://schemas.microsoft.com/office/word/2016/wordml/cid" xmlns="http://schemas.microsoft.com/office/tasks/2019/documenttasks" xmlns:cr="http://schemas.microsoft.com/office/comments/2020/reactions">
   <w:body>
+    <w:p>
+      <w:pPr>
+        <w:spacing w:after="120"/>
+        <w:jc w:val="center"/>
+      </w:pPr>
+      <w:r>
+        <w:drawing>
+          <wp:inline>
+            <wp:extent cx="4572000" cy="944009"/>
+            <wp:docPr id="2" name="Picture 2"/>
+            <wp:cNvGraphicFramePr>
+              <a:graphicFrameLocks noChangeAspect="1"/>
+            </wp:cNvGraphicFramePr>
+            <a:graphic>
+              <a:graphicData uri="http://schemas.openxmlformats.org/drawingml/2006/picture">
+                <pic:pic>
+                  <pic:nvPicPr>
+                    <pic:cNvPr id="0" name="image.png"/>
+                    <pic:cNvPicPr/>
+                  </pic:nvPicPr>
+                  <pic:blipFill>
+                    <a:blip r:embed="rId15"/>
+                    <a:stretch>
+                      <a:fillRect/>
+                    </a:stretch>
+                  </pic:blipFill>
+                  <pic:spPr>
+                    <a:xfrm>
+                      <a:off x="0" y="0"/>
+                      <a:ext cx="4572000" cy="944009"/>
+                    </a:xfrm>
+                    <a:prstGeom prst="rect"/>
+                  </pic:spPr>
+                </pic:pic>
+              </a:graphicData>
+            </a:graphic>
+          </wp:inline>
+        </w:drawing>
+      </w:r>
+    </w:p>
     <w:p>
       <w:pPr>
         <w:pStyle w:val="Heading1"/>
@@ -2692,7 +2732,7 @@
           <w:footerReference r:id="rId7" w:type="default"/>
           <w:headerReference w:type="default" r:id="rId12"/>
           <w:pgSz w:h="15840" w:w="12240" w:orient="portrait"/>
-          <w:pgMar w:bottom="792" w:top="720" w:left="1440" w:right="1440" w:header="432" w:footer="360"/>
+          <w:pgMar w:bottom="864" w:top="864" w:left="1440" w:right="1440" w:header="432" w:footer="360"/>
           <w:pgNumType w:start="1"/>
         </w:sectPr>
       </w:pPr>
@@ -2813,12 +2853,52 @@
         </w:rPr>
       </w:r>
     </w:p>
+    <w:p>
+      <w:pPr>
+        <w:spacing w:before="200"/>
+        <w:jc w:val="center"/>
+      </w:pPr>
+      <w:r>
+        <w:drawing>
+          <wp:inline>
+            <wp:extent cx="4572000" cy="750679"/>
+            <wp:docPr id="3" name="Picture 3"/>
+            <wp:cNvGraphicFramePr>
+              <a:graphicFrameLocks noChangeAspect="1"/>
+            </wp:cNvGraphicFramePr>
+            <a:graphic>
+              <a:graphicData uri="http://schemas.openxmlformats.org/drawingml/2006/picture">
+                <pic:pic>
+                  <pic:nvPicPr>
+                    <pic:cNvPr id="0" name="image.png"/>
+                    <pic:cNvPicPr/>
+                  </pic:nvPicPr>
+                  <pic:blipFill>
+                    <a:blip r:embed="rId16"/>
+                    <a:stretch>
+                      <a:fillRect/>
+                    </a:stretch>
+                  </pic:blipFill>
+                  <pic:spPr>
+                    <a:xfrm>
+                      <a:off x="0" y="0"/>
+                      <a:ext cx="4572000" cy="750679"/>
+                    </a:xfrm>
+                    <a:prstGeom prst="rect"/>
+                  </pic:spPr>
+                </pic:pic>
+              </a:graphicData>
+            </a:graphic>
+          </wp:inline>
+        </w:drawing>
+      </w:r>
+    </w:p>
     <w:sectPr>
       <w:headerReference w:type="default" r:id="rId13"/>
       <w:footerReference w:type="default" r:id="rId14"/>
       <w:type w:val="nextPage"/>
       <w:pgSz w:h="15840" w:w="12240" w:orient="portrait"/>
-      <w:pgMar w:bottom="792" w:top="720" w:left="1440" w:right="1440" w:header="432" w:footer="360"/>
+      <w:pgMar w:bottom="864" w:top="864" w:left="1440" w:right="1440" w:header="432" w:footer="360"/>
     </w:sectPr>
   </w:body>
 </w:document>
@@ -2938,40 +3018,6 @@
       <w:jc w:val="center"/>
       <w:rPr/>
     </w:pPr>
-    <w:r>
-      <w:drawing>
-        <wp:inline>
-          <wp:extent cx="4572000" cy="750679"/>
-          <wp:docPr id="1" name="Picture 1"/>
-          <wp:cNvGraphicFramePr>
-            <a:graphicFrameLocks noChangeAspect="1"/>
-          </wp:cNvGraphicFramePr>
-          <a:graphic>
-            <a:graphicData uri="http://schemas.openxmlformats.org/drawingml/2006/picture">
-              <pic:pic>
-                <pic:nvPicPr>
-                  <pic:cNvPr id="0" name="image.png"/>
-                  <pic:cNvPicPr/>
-                </pic:nvPicPr>
-                <pic:blipFill>
-                  <a:blip r:embed="rId1"/>
-                  <a:stretch>
-                    <a:fillRect/>
-                  </a:stretch>
-                </pic:blipFill>
-                <pic:spPr>
-                  <a:xfrm>
-                    <a:off x="0" y="0"/>
-                    <a:ext cx="4572000" cy="750679"/>
-                  </a:xfrm>
-                  <a:prstGeom prst="rect"/>
-                </pic:spPr>
-              </pic:pic>
-            </a:graphicData>
-          </a:graphic>
-        </wp:inline>
-      </w:drawing>
-    </w:r>
   </w:p>
 </w:ftr>
 </file>
@@ -2983,40 +3029,6 @@
       <w:pStyle w:val="Footer"/>
       <w:jc w:val="center"/>
     </w:pPr>
-    <w:r>
-      <w:drawing>
-        <wp:inline xmlns:a="http://schemas.openxmlformats.org/drawingml/2006/main" xmlns:pic="http://schemas.openxmlformats.org/drawingml/2006/picture">
-          <wp:extent cx="4572000" cy="750679"/>
-          <wp:docPr id="1" name="Picture 1"/>
-          <wp:cNvGraphicFramePr>
-            <a:graphicFrameLocks noChangeAspect="1"/>
-          </wp:cNvGraphicFramePr>
-          <a:graphic>
-            <a:graphicData uri="http://schemas.openxmlformats.org/drawingml/2006/picture">
-              <pic:pic>
-                <pic:nvPicPr>
-                  <pic:cNvPr id="0" name="image.png"/>
-                  <pic:cNvPicPr/>
-                </pic:nvPicPr>
-                <pic:blipFill>
-                  <a:blip r:embed="rId1"/>
-                  <a:stretch>
-                    <a:fillRect/>
-                  </a:stretch>
-                </pic:blipFill>
-                <pic:spPr>
-                  <a:xfrm>
-                    <a:off x="0" y="0"/>
-                    <a:ext cx="4572000" cy="750679"/>
-                  </a:xfrm>
-                  <a:prstGeom prst="rect"/>
-                </pic:spPr>
-              </pic:pic>
-            </a:graphicData>
-          </a:graphic>
-        </wp:inline>
-      </w:drawing>
-    </w:r>
   </w:p>
 </w:ftr>
 </file>
@@ -3028,40 +3040,6 @@
       <w:pStyle w:val="Header"/>
       <w:jc w:val="center"/>
     </w:pPr>
-    <w:r>
-      <w:drawing>
-        <wp:inline xmlns:a="http://schemas.openxmlformats.org/drawingml/2006/main" xmlns:pic="http://schemas.openxmlformats.org/drawingml/2006/picture">
-          <wp:extent cx="4572000" cy="944009"/>
-          <wp:docPr id="1" name="Picture 1"/>
-          <wp:cNvGraphicFramePr>
-            <a:graphicFrameLocks noChangeAspect="1"/>
-          </wp:cNvGraphicFramePr>
-          <a:graphic>
-            <a:graphicData uri="http://schemas.openxmlformats.org/drawingml/2006/picture">
-              <pic:pic>
-                <pic:nvPicPr>
-                  <pic:cNvPr id="0" name="image.png"/>
-                  <pic:cNvPicPr/>
-                </pic:nvPicPr>
-                <pic:blipFill>
-                  <a:blip r:embed="rId1"/>
-                  <a:stretch>
-                    <a:fillRect/>
-                  </a:stretch>
-                </pic:blipFill>
-                <pic:spPr>
-                  <a:xfrm>
-                    <a:off x="0" y="0"/>
-                    <a:ext cx="4572000" cy="944009"/>
-                  </a:xfrm>
-                  <a:prstGeom prst="rect"/>
-                </pic:spPr>
-              </pic:pic>
-            </a:graphicData>
-          </a:graphic>
-        </wp:inline>
-      </w:drawing>
-    </w:r>
   </w:p>
 </w:hdr>
 </file>
@@ -3073,40 +3051,6 @@
       <w:pStyle w:val="Header"/>
       <w:jc w:val="center"/>
     </w:pPr>
-    <w:r>
-      <w:drawing>
-        <wp:inline xmlns:a="http://schemas.openxmlformats.org/drawingml/2006/main" xmlns:pic="http://schemas.openxmlformats.org/drawingml/2006/picture">
-          <wp:extent cx="4572000" cy="944009"/>
-          <wp:docPr id="1" name="Picture 1"/>
-          <wp:cNvGraphicFramePr>
-            <a:graphicFrameLocks noChangeAspect="1"/>
-          </wp:cNvGraphicFramePr>
-          <a:graphic>
-            <a:graphicData uri="http://schemas.openxmlformats.org/drawingml/2006/picture">
-              <pic:pic>
-                <pic:nvPicPr>
-                  <pic:cNvPr id="0" name="image.png"/>
-                  <pic:cNvPicPr/>
-                </pic:nvPicPr>
-                <pic:blipFill>
-                  <a:blip r:embed="rId1"/>
-                  <a:stretch>
-                    <a:fillRect/>
-                  </a:stretch>
-                </pic:blipFill>
-                <pic:spPr>
-                  <a:xfrm>
-                    <a:off x="0" y="0"/>
-                    <a:ext cx="4572000" cy="944009"/>
-                  </a:xfrm>
-                  <a:prstGeom prst="rect"/>
-                </pic:spPr>
-              </pic:pic>
-            </a:graphicData>
-          </a:graphic>
-        </wp:inline>
-      </w:drawing>
-    </w:r>
   </w:p>
 </w:hdr>
 </file>
